--- a/Knowledge/3-Work knowledge/1-Software Engineering/2-Testing/5-My Source/1-ISTQB Foundation Level/6-Risk Management/2-Risk Attributes, Risk Likelihood and Risk Impact.docx
+++ b/Knowledge/3-Work knowledge/1-Software Engineering/2-Testing/5-My Source/1-ISTQB Foundation Level/6-Risk Management/2-Risk Attributes, Risk Likelihood and Risk Impact.docx
@@ -41,50 +41,41 @@
       </w:pPr>
       <w:r>
         <w:rPr>
-          <w:b/>
+          <w:rFonts w:ascii="Arial" w:eastAsia="Arial" w:hAnsi="Arial"/>
+          <w:sz w:val="18"/>
+          <w:highlight w:val="lightGray"/>
           <w:shd w:val="clear" w:color="auto" w:fill="B7B7B7"/>
         </w:rPr>
-        <w:t># Source</w:t>
-      </w:r>
-      <w:r>
-        <w:rPr>
+        <w:t xml:space="preserve"># Source: Chatbot </w:t>
+      </w:r>
+      <w:r>
+        <w:rPr>
+          <w:rFonts w:ascii="Arial" w:eastAsia="Arial" w:hAnsi="Arial"/>
+          <w:sz w:val="18"/>
+          <w:szCs w:val="14"/>
+          <w:highlight w:val="lightGray"/>
           <w:shd w:val="clear" w:color="auto" w:fill="B7B7B7"/>
         </w:rPr>
-        <w:t xml:space="preserve">: </w:t>
-      </w:r>
-      <w:r>
-        <w:rPr>
-          <w:b/>
+        <w:t>(GPT</w:t>
+      </w:r>
+      <w:r>
+        <w:rPr>
+          <w:rFonts w:ascii="Arial" w:eastAsia="Arial" w:hAnsi="Arial" w:cs="Cambria Math"/>
+          <w:sz w:val="18"/>
+          <w:szCs w:val="14"/>
+          <w:highlight w:val="lightGray"/>
           <w:shd w:val="clear" w:color="auto" w:fill="B7B7B7"/>
         </w:rPr>
-        <w:t xml:space="preserve">Chatbot </w:t>
-      </w:r>
-      <w:r>
-        <w:rPr>
-          <w:b/>
-          <w:sz w:val="14"/>
+        <w:t>‑</w:t>
+      </w:r>
+      <w:r>
+        <w:rPr>
+          <w:rFonts w:ascii="Arial" w:eastAsia="Arial" w:hAnsi="Arial"/>
+          <w:sz w:val="18"/>
           <w:szCs w:val="14"/>
+          <w:highlight w:val="lightGray"/>
           <w:shd w:val="clear" w:color="auto" w:fill="B7B7B7"/>
         </w:rPr>
-        <w:t>(GPT</w:t>
-      </w:r>
-      <w:r>
-        <w:rPr>
-          <w:rFonts w:ascii="Cambria Math" w:hAnsi="Cambria Math" w:cs="Cambria Math"/>
-          <w:b/>
-          <w:sz w:val="14"/>
-          <w:szCs w:val="14"/>
-          <w:shd w:val="clear" w:color="auto" w:fill="B7B7B7"/>
-        </w:rPr>
-        <w:t>‑</w:t>
-      </w:r>
-      <w:r>
-        <w:rPr>
-          <w:b/>
-          <w:sz w:val="14"/>
-          <w:szCs w:val="14"/>
-          <w:shd w:val="clear" w:color="auto" w:fill="B7B7B7"/>
-        </w:rPr>
         <w:t>5 Mini) at [8/18/2025]</w:t>
       </w:r>
     </w:p>
@@ -130,7 +121,7 @@
     </w:p>
     <w:p>
       <w:r>
-        <w:pict w14:anchorId="05E4364C">
+        <w:pict w14:anchorId="3761FE4C">
           <v:rect id="_x0000_i1025" style="width:0;height:1.5pt" o:hralign="center" o:hrstd="t" o:hr="t" fillcolor="#a0a0a0" stroked="f"/>
         </w:pict>
       </w:r>
@@ -153,48 +144,39 @@
       </w:pPr>
       <w:r>
         <w:rPr>
-          <w:b/>
+          <w:rFonts w:ascii="Arial" w:eastAsia="Arial" w:hAnsi="Arial"/>
+          <w:sz w:val="18"/>
+          <w:highlight w:val="lightGray"/>
           <w:shd w:val="clear" w:color="auto" w:fill="B7B7B7"/>
         </w:rPr>
-        <w:t># Source</w:t>
-      </w:r>
-      <w:r>
-        <w:rPr>
+        <w:t xml:space="preserve"># Source: Chatbot </w:t>
+      </w:r>
+      <w:r>
+        <w:rPr>
+          <w:rFonts w:ascii="Arial" w:eastAsia="Arial" w:hAnsi="Arial"/>
+          <w:sz w:val="18"/>
+          <w:szCs w:val="14"/>
+          <w:highlight w:val="lightGray"/>
           <w:shd w:val="clear" w:color="auto" w:fill="B7B7B7"/>
         </w:rPr>
-        <w:t xml:space="preserve">: </w:t>
-      </w:r>
-      <w:r>
-        <w:rPr>
-          <w:b/>
+        <w:t>(GPT</w:t>
+      </w:r>
+      <w:r>
+        <w:rPr>
+          <w:rFonts w:ascii="Arial" w:eastAsia="Arial" w:hAnsi="Arial" w:cs="Cambria Math"/>
+          <w:sz w:val="18"/>
+          <w:szCs w:val="14"/>
+          <w:highlight w:val="lightGray"/>
           <w:shd w:val="clear" w:color="auto" w:fill="B7B7B7"/>
         </w:rPr>
-        <w:t xml:space="preserve">Chatbot </w:t>
-      </w:r>
-      <w:r>
-        <w:rPr>
-          <w:b/>
-          <w:sz w:val="14"/>
+        <w:t>‑</w:t>
+      </w:r>
+      <w:r>
+        <w:rPr>
+          <w:rFonts w:ascii="Arial" w:eastAsia="Arial" w:hAnsi="Arial"/>
+          <w:sz w:val="18"/>
           <w:szCs w:val="14"/>
-          <w:shd w:val="clear" w:color="auto" w:fill="B7B7B7"/>
-        </w:rPr>
-        <w:t>(GPT</w:t>
-      </w:r>
-      <w:r>
-        <w:rPr>
-          <w:rFonts w:ascii="Cambria Math" w:hAnsi="Cambria Math" w:cs="Cambria Math"/>
-          <w:b/>
-          <w:sz w:val="14"/>
-          <w:szCs w:val="14"/>
-          <w:shd w:val="clear" w:color="auto" w:fill="B7B7B7"/>
-        </w:rPr>
-        <w:t>‑</w:t>
-      </w:r>
-      <w:r>
-        <w:rPr>
-          <w:b/>
-          <w:sz w:val="14"/>
-          <w:szCs w:val="14"/>
+          <w:highlight w:val="lightGray"/>
           <w:shd w:val="clear" w:color="auto" w:fill="B7B7B7"/>
         </w:rPr>
         <w:t>5 Mini) at [8/18/2025]</w:t>
@@ -206,7 +188,7 @@
           <w:ilvl w:val="0"/>
           <w:numId w:val="3"/>
         </w:numPr>
-        <w:spacing w:before="240"/>
+        <w:spacing w:before="240" w:after="0" w:line="276" w:lineRule="auto"/>
         <w:rPr>
           <w:rFonts w:ascii="Roboto Mono" w:eastAsia="Roboto Mono" w:hAnsi="Roboto Mono" w:cs="Roboto Mono"/>
         </w:rPr>
@@ -232,6 +214,7 @@
           <w:ilvl w:val="1"/>
           <w:numId w:val="3"/>
         </w:numPr>
+        <w:spacing w:after="0" w:line="276" w:lineRule="auto"/>
         <w:rPr>
           <w:rFonts w:ascii="Roboto Mono" w:eastAsia="Roboto Mono" w:hAnsi="Roboto Mono" w:cs="Roboto Mono"/>
         </w:rPr>
@@ -255,6 +238,7 @@
           <w:ilvl w:val="1"/>
           <w:numId w:val="3"/>
         </w:numPr>
+        <w:spacing w:after="0" w:line="276" w:lineRule="auto"/>
         <w:rPr>
           <w:rFonts w:ascii="Roboto Mono" w:eastAsia="Roboto Mono" w:hAnsi="Roboto Mono" w:cs="Roboto Mono"/>
         </w:rPr>
@@ -286,6 +270,7 @@
           <w:ilvl w:val="0"/>
           <w:numId w:val="3"/>
         </w:numPr>
+        <w:spacing w:after="0" w:line="276" w:lineRule="auto"/>
         <w:rPr>
           <w:rFonts w:ascii="Roboto Mono" w:eastAsia="Roboto Mono" w:hAnsi="Roboto Mono" w:cs="Roboto Mono"/>
         </w:rPr>
@@ -311,6 +296,7 @@
           <w:ilvl w:val="1"/>
           <w:numId w:val="3"/>
         </w:numPr>
+        <w:spacing w:after="0" w:line="276" w:lineRule="auto"/>
         <w:rPr>
           <w:rFonts w:ascii="Roboto Mono" w:eastAsia="Roboto Mono" w:hAnsi="Roboto Mono" w:cs="Roboto Mono"/>
         </w:rPr>
@@ -334,6 +320,7 @@
           <w:ilvl w:val="1"/>
           <w:numId w:val="3"/>
         </w:numPr>
+        <w:spacing w:after="0" w:line="276" w:lineRule="auto"/>
         <w:rPr>
           <w:rFonts w:ascii="Roboto Mono" w:eastAsia="Roboto Mono" w:hAnsi="Roboto Mono" w:cs="Roboto Mono"/>
         </w:rPr>
@@ -365,6 +352,7 @@
           <w:ilvl w:val="0"/>
           <w:numId w:val="3"/>
         </w:numPr>
+        <w:spacing w:after="0" w:line="276" w:lineRule="auto"/>
         <w:rPr>
           <w:rFonts w:ascii="Roboto Mono" w:eastAsia="Roboto Mono" w:hAnsi="Roboto Mono" w:cs="Roboto Mono"/>
         </w:rPr>
@@ -390,6 +378,7 @@
           <w:ilvl w:val="1"/>
           <w:numId w:val="3"/>
         </w:numPr>
+        <w:spacing w:after="0" w:line="276" w:lineRule="auto"/>
         <w:rPr>
           <w:rFonts w:ascii="Roboto Mono" w:eastAsia="Roboto Mono" w:hAnsi="Roboto Mono" w:cs="Roboto Mono"/>
         </w:rPr>
@@ -413,6 +402,7 @@
           <w:ilvl w:val="1"/>
           <w:numId w:val="3"/>
         </w:numPr>
+        <w:spacing w:after="0" w:line="276" w:lineRule="auto"/>
         <w:rPr>
           <w:rFonts w:ascii="Roboto Mono" w:eastAsia="Roboto Mono" w:hAnsi="Roboto Mono" w:cs="Roboto Mono"/>
         </w:rPr>
@@ -436,16 +426,16 @@
           <w:ilvl w:val="0"/>
           <w:numId w:val="3"/>
         </w:numPr>
-        <w:rPr>
-          <w:rFonts w:ascii="Roboto Mono" w:eastAsia="Roboto Mono" w:hAnsi="Roboto Mono" w:cs="Roboto Mono"/>
-        </w:rPr>
-      </w:pPr>
-      <w:r>
-        <w:rPr>
-          <w:rFonts w:ascii="Roboto Mono" w:eastAsia="Roboto Mono" w:hAnsi="Roboto Mono" w:cs="Roboto Mono"/>
-          <w:b/>
-        </w:rPr>
-        <w:lastRenderedPageBreak/>
+        <w:spacing w:after="0" w:line="276" w:lineRule="auto"/>
+        <w:rPr>
+          <w:rFonts w:ascii="Roboto Mono" w:eastAsia="Roboto Mono" w:hAnsi="Roboto Mono" w:cs="Roboto Mono"/>
+        </w:rPr>
+      </w:pPr>
+      <w:r>
+        <w:rPr>
+          <w:rFonts w:ascii="Roboto Mono" w:eastAsia="Roboto Mono" w:hAnsi="Roboto Mono" w:cs="Roboto Mono"/>
+          <w:b/>
+        </w:rPr>
         <w:t>Probability / Likelihood</w:t>
       </w:r>
       <w:r>
@@ -462,6 +452,7 @@
           <w:ilvl w:val="1"/>
           <w:numId w:val="3"/>
         </w:numPr>
+        <w:spacing w:after="0" w:line="276" w:lineRule="auto"/>
         <w:rPr>
           <w:rFonts w:ascii="Roboto Mono" w:eastAsia="Roboto Mono" w:hAnsi="Roboto Mono" w:cs="Roboto Mono"/>
         </w:rPr>
@@ -485,6 +476,7 @@
           <w:ilvl w:val="1"/>
           <w:numId w:val="3"/>
         </w:numPr>
+        <w:spacing w:after="0" w:line="276" w:lineRule="auto"/>
         <w:rPr>
           <w:rFonts w:ascii="Roboto Mono" w:eastAsia="Roboto Mono" w:hAnsi="Roboto Mono" w:cs="Roboto Mono"/>
         </w:rPr>
@@ -508,6 +500,7 @@
           <w:ilvl w:val="0"/>
           <w:numId w:val="3"/>
         </w:numPr>
+        <w:spacing w:after="0" w:line="276" w:lineRule="auto"/>
         <w:rPr>
           <w:rFonts w:ascii="Roboto Mono" w:eastAsia="Roboto Mono" w:hAnsi="Roboto Mono" w:cs="Roboto Mono"/>
         </w:rPr>
@@ -533,6 +526,7 @@
           <w:ilvl w:val="1"/>
           <w:numId w:val="3"/>
         </w:numPr>
+        <w:spacing w:after="0" w:line="276" w:lineRule="auto"/>
         <w:rPr>
           <w:rFonts w:ascii="Roboto Mono" w:eastAsia="Roboto Mono" w:hAnsi="Roboto Mono" w:cs="Roboto Mono"/>
         </w:rPr>
@@ -556,6 +550,7 @@
           <w:ilvl w:val="1"/>
           <w:numId w:val="3"/>
         </w:numPr>
+        <w:spacing w:after="0" w:line="276" w:lineRule="auto"/>
         <w:rPr>
           <w:rFonts w:ascii="Roboto Mono" w:eastAsia="Roboto Mono" w:hAnsi="Roboto Mono" w:cs="Roboto Mono"/>
         </w:rPr>
@@ -579,6 +574,7 @@
           <w:ilvl w:val="0"/>
           <w:numId w:val="3"/>
         </w:numPr>
+        <w:spacing w:after="0" w:line="276" w:lineRule="auto"/>
         <w:rPr>
           <w:rFonts w:ascii="Roboto Mono" w:eastAsia="Roboto Mono" w:hAnsi="Roboto Mono" w:cs="Roboto Mono"/>
         </w:rPr>
@@ -604,6 +600,7 @@
           <w:ilvl w:val="1"/>
           <w:numId w:val="3"/>
         </w:numPr>
+        <w:spacing w:after="0" w:line="276" w:lineRule="auto"/>
         <w:rPr>
           <w:rFonts w:ascii="Roboto Mono" w:eastAsia="Roboto Mono" w:hAnsi="Roboto Mono" w:cs="Roboto Mono"/>
         </w:rPr>
@@ -627,6 +624,7 @@
           <w:ilvl w:val="1"/>
           <w:numId w:val="3"/>
         </w:numPr>
+        <w:spacing w:after="0" w:line="276" w:lineRule="auto"/>
         <w:rPr>
           <w:rFonts w:ascii="Roboto Mono" w:eastAsia="Roboto Mono" w:hAnsi="Roboto Mono" w:cs="Roboto Mono"/>
         </w:rPr>
@@ -650,6 +648,7 @@
           <w:ilvl w:val="0"/>
           <w:numId w:val="3"/>
         </w:numPr>
+        <w:spacing w:after="0" w:line="276" w:lineRule="auto"/>
         <w:rPr>
           <w:rFonts w:ascii="Roboto Mono" w:eastAsia="Roboto Mono" w:hAnsi="Roboto Mono" w:cs="Roboto Mono"/>
         </w:rPr>
@@ -675,6 +674,7 @@
           <w:ilvl w:val="1"/>
           <w:numId w:val="3"/>
         </w:numPr>
+        <w:spacing w:after="0" w:line="276" w:lineRule="auto"/>
         <w:rPr>
           <w:rFonts w:ascii="Roboto Mono" w:eastAsia="Roboto Mono" w:hAnsi="Roboto Mono" w:cs="Roboto Mono"/>
         </w:rPr>
@@ -698,6 +698,7 @@
           <w:ilvl w:val="1"/>
           <w:numId w:val="3"/>
         </w:numPr>
+        <w:spacing w:after="0" w:line="276" w:lineRule="auto"/>
         <w:rPr>
           <w:rFonts w:ascii="Roboto Mono" w:eastAsia="Roboto Mono" w:hAnsi="Roboto Mono" w:cs="Roboto Mono"/>
         </w:rPr>
@@ -721,6 +722,7 @@
           <w:ilvl w:val="0"/>
           <w:numId w:val="3"/>
         </w:numPr>
+        <w:spacing w:after="0" w:line="276" w:lineRule="auto"/>
         <w:rPr>
           <w:rFonts w:ascii="Roboto Mono" w:eastAsia="Roboto Mono" w:hAnsi="Roboto Mono" w:cs="Roboto Mono"/>
         </w:rPr>
@@ -746,6 +748,7 @@
           <w:ilvl w:val="1"/>
           <w:numId w:val="3"/>
         </w:numPr>
+        <w:spacing w:after="0" w:line="276" w:lineRule="auto"/>
         <w:rPr>
           <w:rFonts w:ascii="Roboto Mono" w:eastAsia="Roboto Mono" w:hAnsi="Roboto Mono" w:cs="Roboto Mono"/>
         </w:rPr>
@@ -769,6 +772,7 @@
           <w:ilvl w:val="1"/>
           <w:numId w:val="3"/>
         </w:numPr>
+        <w:spacing w:after="0" w:line="276" w:lineRule="auto"/>
         <w:rPr>
           <w:rFonts w:ascii="Roboto Mono" w:eastAsia="Roboto Mono" w:hAnsi="Roboto Mono" w:cs="Roboto Mono"/>
         </w:rPr>
@@ -800,6 +804,7 @@
           <w:ilvl w:val="0"/>
           <w:numId w:val="3"/>
         </w:numPr>
+        <w:spacing w:after="0" w:line="276" w:lineRule="auto"/>
         <w:rPr>
           <w:rFonts w:ascii="Roboto Mono" w:eastAsia="Roboto Mono" w:hAnsi="Roboto Mono" w:cs="Roboto Mono"/>
         </w:rPr>
@@ -825,6 +830,7 @@
           <w:ilvl w:val="1"/>
           <w:numId w:val="3"/>
         </w:numPr>
+        <w:spacing w:after="0" w:line="276" w:lineRule="auto"/>
         <w:rPr>
           <w:rFonts w:ascii="Roboto Mono" w:eastAsia="Roboto Mono" w:hAnsi="Roboto Mono" w:cs="Roboto Mono"/>
         </w:rPr>
@@ -848,6 +854,7 @@
           <w:ilvl w:val="1"/>
           <w:numId w:val="3"/>
         </w:numPr>
+        <w:spacing w:after="0" w:line="276" w:lineRule="auto"/>
         <w:rPr>
           <w:rFonts w:ascii="Roboto Mono" w:eastAsia="Roboto Mono" w:hAnsi="Roboto Mono" w:cs="Roboto Mono"/>
         </w:rPr>
@@ -871,6 +878,7 @@
           <w:ilvl w:val="0"/>
           <w:numId w:val="3"/>
         </w:numPr>
+        <w:spacing w:after="0" w:line="276" w:lineRule="auto"/>
         <w:rPr>
           <w:rFonts w:ascii="Roboto Mono" w:eastAsia="Roboto Mono" w:hAnsi="Roboto Mono" w:cs="Roboto Mono"/>
         </w:rPr>
@@ -896,15 +904,15 @@
           <w:ilvl w:val="1"/>
           <w:numId w:val="3"/>
         </w:numPr>
-        <w:rPr>
-          <w:rFonts w:ascii="Roboto Mono" w:eastAsia="Roboto Mono" w:hAnsi="Roboto Mono" w:cs="Roboto Mono"/>
-        </w:rPr>
-      </w:pPr>
-      <w:r>
-        <w:rPr>
-          <w:rFonts w:ascii="Roboto Mono" w:eastAsia="Roboto Mono" w:hAnsi="Roboto Mono" w:cs="Roboto Mono"/>
-        </w:rPr>
-        <w:lastRenderedPageBreak/>
+        <w:spacing w:after="0" w:line="276" w:lineRule="auto"/>
+        <w:rPr>
+          <w:rFonts w:ascii="Roboto Mono" w:eastAsia="Roboto Mono" w:hAnsi="Roboto Mono" w:cs="Roboto Mono"/>
+        </w:rPr>
+      </w:pPr>
+      <w:r>
+        <w:rPr>
+          <w:rFonts w:ascii="Roboto Mono" w:eastAsia="Roboto Mono" w:hAnsi="Roboto Mono" w:cs="Roboto Mono"/>
+        </w:rPr>
         <w:t>How the risk will be identified or tracked.</w:t>
       </w:r>
       <w:r>
@@ -920,7 +928,7 @@
           <w:ilvl w:val="1"/>
           <w:numId w:val="3"/>
         </w:numPr>
-        <w:spacing w:after="240"/>
+        <w:spacing w:after="240" w:line="276" w:lineRule="auto"/>
       </w:pPr>
       <w:r>
         <w:rPr>
@@ -934,7 +942,7 @@
     </w:p>
     <w:p>
       <w:r>
-        <w:pict w14:anchorId="1F03A8F3">
+        <w:pict w14:anchorId="45656E9E">
           <v:rect id="_x0000_i1026" style="width:0;height:1.5pt" o:hralign="center" o:hrstd="t" o:hr="t" fillcolor="#a0a0a0" stroked="f"/>
         </w:pict>
       </w:r>
@@ -957,50 +965,41 @@
       </w:pPr>
       <w:r>
         <w:rPr>
-          <w:b/>
+          <w:rFonts w:ascii="Arial" w:eastAsia="Arial" w:hAnsi="Arial"/>
+          <w:sz w:val="18"/>
+          <w:highlight w:val="lightGray"/>
           <w:shd w:val="clear" w:color="auto" w:fill="B7B7B7"/>
         </w:rPr>
-        <w:t># Source</w:t>
-      </w:r>
-      <w:r>
-        <w:rPr>
+        <w:t xml:space="preserve"># Source: Chatbot </w:t>
+      </w:r>
+      <w:r>
+        <w:rPr>
+          <w:rFonts w:ascii="Arial" w:eastAsia="Arial" w:hAnsi="Arial"/>
+          <w:sz w:val="18"/>
+          <w:szCs w:val="14"/>
+          <w:highlight w:val="lightGray"/>
           <w:shd w:val="clear" w:color="auto" w:fill="B7B7B7"/>
         </w:rPr>
-        <w:t xml:space="preserve">: </w:t>
-      </w:r>
-      <w:r>
-        <w:rPr>
-          <w:b/>
+        <w:t>(GPT</w:t>
+      </w:r>
+      <w:r>
+        <w:rPr>
+          <w:rFonts w:ascii="Arial" w:eastAsia="Arial" w:hAnsi="Arial" w:cs="Cambria Math"/>
+          <w:sz w:val="18"/>
+          <w:szCs w:val="14"/>
+          <w:highlight w:val="lightGray"/>
           <w:shd w:val="clear" w:color="auto" w:fill="B7B7B7"/>
         </w:rPr>
-        <w:t xml:space="preserve">Chatbot </w:t>
-      </w:r>
-      <w:r>
-        <w:rPr>
-          <w:b/>
-          <w:sz w:val="14"/>
+        <w:t>‑</w:t>
+      </w:r>
+      <w:r>
+        <w:rPr>
+          <w:rFonts w:ascii="Arial" w:eastAsia="Arial" w:hAnsi="Arial"/>
+          <w:sz w:val="18"/>
           <w:szCs w:val="14"/>
+          <w:highlight w:val="lightGray"/>
           <w:shd w:val="clear" w:color="auto" w:fill="B7B7B7"/>
         </w:rPr>
-        <w:t>(GPT</w:t>
-      </w:r>
-      <w:r>
-        <w:rPr>
-          <w:rFonts w:ascii="Cambria Math" w:hAnsi="Cambria Math" w:cs="Cambria Math"/>
-          <w:b/>
-          <w:sz w:val="14"/>
-          <w:szCs w:val="14"/>
-          <w:shd w:val="clear" w:color="auto" w:fill="B7B7B7"/>
-        </w:rPr>
-        <w:t>‑</w:t>
-      </w:r>
-      <w:r>
-        <w:rPr>
-          <w:b/>
-          <w:sz w:val="14"/>
-          <w:szCs w:val="14"/>
-          <w:shd w:val="clear" w:color="auto" w:fill="B7B7B7"/>
-        </w:rPr>
         <w:t>5 Mini) at [8/18/2025]</w:t>
       </w:r>
     </w:p>
@@ -1010,7 +1009,7 @@
           <w:noProof/>
         </w:rPr>
         <w:drawing>
-          <wp:inline distT="114300" distB="114300" distL="114300" distR="114300" wp14:anchorId="4DE3AB0C" wp14:editId="3225DCA7">
+          <wp:inline distT="114300" distB="114300" distL="114300" distR="114300" wp14:anchorId="28E6E2F8" wp14:editId="3C9E013C">
             <wp:extent cx="5943600" cy="1295400"/>
             <wp:effectExtent l="0" t="0" r="0" b="0"/>
             <wp:docPr id="3" name="image2.png"/>
@@ -1917,7 +1916,7 @@
     </w:tbl>
     <w:p>
       <w:r>
-        <w:pict w14:anchorId="6A75339D">
+        <w:pict w14:anchorId="5F518866">
           <v:rect id="_x0000_i1027" style="width:0;height:1.5pt" o:hralign="center" o:hrstd="t" o:hr="t" fillcolor="#a0a0a0" stroked="f"/>
         </w:pict>
       </w:r>
@@ -1940,48 +1939,39 @@
       </w:pPr>
       <w:r>
         <w:rPr>
-          <w:b/>
+          <w:rFonts w:ascii="Arial" w:eastAsia="Arial" w:hAnsi="Arial"/>
+          <w:sz w:val="18"/>
+          <w:highlight w:val="lightGray"/>
           <w:shd w:val="clear" w:color="auto" w:fill="B7B7B7"/>
         </w:rPr>
-        <w:t># Source</w:t>
-      </w:r>
-      <w:r>
-        <w:rPr>
+        <w:t xml:space="preserve"># Source: Chatbot </w:t>
+      </w:r>
+      <w:r>
+        <w:rPr>
+          <w:rFonts w:ascii="Arial" w:eastAsia="Arial" w:hAnsi="Arial"/>
+          <w:sz w:val="18"/>
+          <w:szCs w:val="14"/>
+          <w:highlight w:val="lightGray"/>
           <w:shd w:val="clear" w:color="auto" w:fill="B7B7B7"/>
         </w:rPr>
-        <w:t xml:space="preserve">: </w:t>
-      </w:r>
-      <w:r>
-        <w:rPr>
-          <w:b/>
+        <w:t>(GPT</w:t>
+      </w:r>
+      <w:r>
+        <w:rPr>
+          <w:rFonts w:ascii="Arial" w:eastAsia="Arial" w:hAnsi="Arial" w:cs="Cambria Math"/>
+          <w:sz w:val="18"/>
+          <w:szCs w:val="14"/>
+          <w:highlight w:val="lightGray"/>
           <w:shd w:val="clear" w:color="auto" w:fill="B7B7B7"/>
         </w:rPr>
-        <w:t xml:space="preserve">Chatbot </w:t>
-      </w:r>
-      <w:r>
-        <w:rPr>
-          <w:b/>
-          <w:sz w:val="14"/>
+        <w:t>‑</w:t>
+      </w:r>
+      <w:r>
+        <w:rPr>
+          <w:rFonts w:ascii="Arial" w:eastAsia="Arial" w:hAnsi="Arial"/>
+          <w:sz w:val="18"/>
           <w:szCs w:val="14"/>
-          <w:shd w:val="clear" w:color="auto" w:fill="B7B7B7"/>
-        </w:rPr>
-        <w:t>(GPT</w:t>
-      </w:r>
-      <w:r>
-        <w:rPr>
-          <w:rFonts w:ascii="Cambria Math" w:hAnsi="Cambria Math" w:cs="Cambria Math"/>
-          <w:b/>
-          <w:sz w:val="14"/>
-          <w:szCs w:val="14"/>
-          <w:shd w:val="clear" w:color="auto" w:fill="B7B7B7"/>
-        </w:rPr>
-        <w:t>‑</w:t>
-      </w:r>
-      <w:r>
-        <w:rPr>
-          <w:b/>
-          <w:sz w:val="14"/>
-          <w:szCs w:val="14"/>
+          <w:highlight w:val="lightGray"/>
           <w:shd w:val="clear" w:color="auto" w:fill="B7B7B7"/>
         </w:rPr>
         <w:t>5 Mini) at [8/18/2025]</w:t>
@@ -1993,7 +1983,7 @@
           <w:ilvl w:val="0"/>
           <w:numId w:val="7"/>
         </w:numPr>
-        <w:spacing w:before="240"/>
+        <w:spacing w:before="240" w:after="0" w:line="276" w:lineRule="auto"/>
       </w:pPr>
       <w:r>
         <w:rPr>
@@ -2027,12 +2017,12 @@
           <w:ilvl w:val="0"/>
           <w:numId w:val="7"/>
         </w:numPr>
-      </w:pPr>
-      <w:r>
-        <w:rPr>
-          <w:rFonts w:ascii="Roboto Mono" w:eastAsia="Roboto Mono" w:hAnsi="Roboto Mono" w:cs="Roboto Mono"/>
-        </w:rPr>
-        <w:lastRenderedPageBreak/>
+        <w:spacing w:after="0" w:line="276" w:lineRule="auto"/>
+      </w:pPr>
+      <w:r>
+        <w:rPr>
+          <w:rFonts w:ascii="Roboto Mono" w:eastAsia="Roboto Mono" w:hAnsi="Roboto Mono" w:cs="Roboto Mono"/>
+        </w:rPr>
         <w:t xml:space="preserve">Supports </w:t>
       </w:r>
       <w:r>
@@ -2061,6 +2051,7 @@
           <w:ilvl w:val="0"/>
           <w:numId w:val="7"/>
         </w:numPr>
+        <w:spacing w:after="0" w:line="276" w:lineRule="auto"/>
       </w:pPr>
       <w:r>
         <w:rPr>
@@ -2094,7 +2085,7 @@
           <w:ilvl w:val="0"/>
           <w:numId w:val="7"/>
         </w:numPr>
-        <w:spacing w:after="240"/>
+        <w:spacing w:after="240" w:line="276" w:lineRule="auto"/>
       </w:pPr>
       <w:r>
         <w:rPr>
@@ -2124,7 +2115,7 @@
     </w:p>
     <w:p>
       <w:r>
-        <w:pict w14:anchorId="2D49F6DC">
+        <w:pict w14:anchorId="55EAAB90">
           <v:rect id="_x0000_i1028" style="width:0;height:1.5pt" o:hralign="center" o:hrstd="t" o:hr="t" fillcolor="#a0a0a0" stroked="f"/>
         </w:pict>
       </w:r>
@@ -2173,7 +2164,7 @@
     </w:p>
     <w:p>
       <w:r>
-        <w:pict w14:anchorId="0990342F">
+        <w:pict w14:anchorId="26C48C7B">
           <v:rect id="_x0000_i1029" style="width:0;height:1.5pt" o:hralign="center" o:hrstd="t" o:hr="t" fillcolor="#a0a0a0" stroked="f"/>
         </w:pict>
       </w:r>
@@ -2208,50 +2199,41 @@
       </w:pPr>
       <w:r>
         <w:rPr>
-          <w:b/>
+          <w:rFonts w:ascii="Arial" w:eastAsia="Arial" w:hAnsi="Arial"/>
+          <w:sz w:val="18"/>
+          <w:highlight w:val="lightGray"/>
           <w:shd w:val="clear" w:color="auto" w:fill="B7B7B7"/>
         </w:rPr>
-        <w:t># Source</w:t>
-      </w:r>
-      <w:r>
-        <w:rPr>
+        <w:t xml:space="preserve"># Source: Chatbot </w:t>
+      </w:r>
+      <w:r>
+        <w:rPr>
+          <w:rFonts w:ascii="Arial" w:eastAsia="Arial" w:hAnsi="Arial"/>
+          <w:sz w:val="18"/>
+          <w:szCs w:val="14"/>
+          <w:highlight w:val="lightGray"/>
           <w:shd w:val="clear" w:color="auto" w:fill="B7B7B7"/>
         </w:rPr>
-        <w:t xml:space="preserve">: </w:t>
-      </w:r>
-      <w:r>
-        <w:rPr>
-          <w:b/>
+        <w:t>(GPT</w:t>
+      </w:r>
+      <w:r>
+        <w:rPr>
+          <w:rFonts w:ascii="Arial" w:eastAsia="Arial" w:hAnsi="Arial" w:cs="Cambria Math"/>
+          <w:sz w:val="18"/>
+          <w:szCs w:val="14"/>
+          <w:highlight w:val="lightGray"/>
           <w:shd w:val="clear" w:color="auto" w:fill="B7B7B7"/>
         </w:rPr>
-        <w:t xml:space="preserve">Chatbot </w:t>
-      </w:r>
-      <w:r>
-        <w:rPr>
-          <w:b/>
-          <w:sz w:val="14"/>
+        <w:t>‑</w:t>
+      </w:r>
+      <w:r>
+        <w:rPr>
+          <w:rFonts w:ascii="Arial" w:eastAsia="Arial" w:hAnsi="Arial"/>
+          <w:sz w:val="18"/>
           <w:szCs w:val="14"/>
+          <w:highlight w:val="lightGray"/>
           <w:shd w:val="clear" w:color="auto" w:fill="B7B7B7"/>
         </w:rPr>
-        <w:t>(GPT</w:t>
-      </w:r>
-      <w:r>
-        <w:rPr>
-          <w:rFonts w:ascii="Cambria Math" w:hAnsi="Cambria Math" w:cs="Cambria Math"/>
-          <w:b/>
-          <w:sz w:val="14"/>
-          <w:szCs w:val="14"/>
-          <w:shd w:val="clear" w:color="auto" w:fill="B7B7B7"/>
-        </w:rPr>
-        <w:t>‑</w:t>
-      </w:r>
-      <w:r>
-        <w:rPr>
-          <w:b/>
-          <w:sz w:val="14"/>
-          <w:szCs w:val="14"/>
-          <w:shd w:val="clear" w:color="auto" w:fill="B7B7B7"/>
-        </w:rPr>
         <w:t>5 Mini) at [8/18/2025]</w:t>
       </w:r>
     </w:p>
@@ -2331,7 +2313,7 @@
     </w:p>
     <w:p>
       <w:r>
-        <w:pict w14:anchorId="7C2EB5E1">
+        <w:pict w14:anchorId="5D4E0401">
           <v:rect id="_x0000_i1030" style="width:0;height:1.5pt" o:hralign="center" o:hrstd="t" o:hr="t" fillcolor="#a0a0a0" stroked="f"/>
         </w:pict>
       </w:r>
@@ -2354,48 +2336,39 @@
       </w:pPr>
       <w:r>
         <w:rPr>
-          <w:b/>
+          <w:rFonts w:ascii="Arial" w:eastAsia="Arial" w:hAnsi="Arial"/>
+          <w:sz w:val="18"/>
+          <w:highlight w:val="lightGray"/>
           <w:shd w:val="clear" w:color="auto" w:fill="B7B7B7"/>
         </w:rPr>
-        <w:t># Source</w:t>
-      </w:r>
-      <w:r>
-        <w:rPr>
+        <w:t xml:space="preserve"># Source: Chatbot </w:t>
+      </w:r>
+      <w:r>
+        <w:rPr>
+          <w:rFonts w:ascii="Arial" w:eastAsia="Arial" w:hAnsi="Arial"/>
+          <w:sz w:val="18"/>
+          <w:szCs w:val="14"/>
+          <w:highlight w:val="lightGray"/>
           <w:shd w:val="clear" w:color="auto" w:fill="B7B7B7"/>
         </w:rPr>
-        <w:t xml:space="preserve">: </w:t>
-      </w:r>
-      <w:r>
-        <w:rPr>
-          <w:b/>
+        <w:t>(GPT</w:t>
+      </w:r>
+      <w:r>
+        <w:rPr>
+          <w:rFonts w:ascii="Arial" w:eastAsia="Arial" w:hAnsi="Arial" w:cs="Cambria Math"/>
+          <w:sz w:val="18"/>
+          <w:szCs w:val="14"/>
+          <w:highlight w:val="lightGray"/>
           <w:shd w:val="clear" w:color="auto" w:fill="B7B7B7"/>
         </w:rPr>
-        <w:t xml:space="preserve">Chatbot </w:t>
-      </w:r>
-      <w:r>
-        <w:rPr>
-          <w:b/>
-          <w:sz w:val="14"/>
+        <w:t>‑</w:t>
+      </w:r>
+      <w:r>
+        <w:rPr>
+          <w:rFonts w:ascii="Arial" w:eastAsia="Arial" w:hAnsi="Arial"/>
+          <w:sz w:val="18"/>
           <w:szCs w:val="14"/>
-          <w:shd w:val="clear" w:color="auto" w:fill="B7B7B7"/>
-        </w:rPr>
-        <w:t>(GPT</w:t>
-      </w:r>
-      <w:r>
-        <w:rPr>
-          <w:rFonts w:ascii="Cambria Math" w:hAnsi="Cambria Math" w:cs="Cambria Math"/>
-          <w:b/>
-          <w:sz w:val="14"/>
-          <w:szCs w:val="14"/>
-          <w:shd w:val="clear" w:color="auto" w:fill="B7B7B7"/>
-        </w:rPr>
-        <w:t>‑</w:t>
-      </w:r>
-      <w:r>
-        <w:rPr>
-          <w:b/>
-          <w:sz w:val="14"/>
-          <w:szCs w:val="14"/>
+          <w:highlight w:val="lightGray"/>
           <w:shd w:val="clear" w:color="auto" w:fill="B7B7B7"/>
         </w:rPr>
         <w:t>5 Mini) at [8/18/2025]</w:t>
@@ -2407,7 +2380,7 @@
           <w:ilvl w:val="0"/>
           <w:numId w:val="1"/>
         </w:numPr>
-        <w:spacing w:before="240"/>
+        <w:spacing w:before="240" w:after="0" w:line="276" w:lineRule="auto"/>
         <w:rPr>
           <w:rFonts w:ascii="Roboto Mono" w:eastAsia="Roboto Mono" w:hAnsi="Roboto Mono" w:cs="Roboto Mono"/>
         </w:rPr>
@@ -2433,6 +2406,7 @@
           <w:ilvl w:val="1"/>
           <w:numId w:val="1"/>
         </w:numPr>
+        <w:spacing w:after="0" w:line="276" w:lineRule="auto"/>
         <w:rPr>
           <w:rFonts w:ascii="Roboto Mono" w:eastAsia="Roboto Mono" w:hAnsi="Roboto Mono" w:cs="Roboto Mono"/>
         </w:rPr>
@@ -2456,6 +2430,7 @@
           <w:ilvl w:val="2"/>
           <w:numId w:val="1"/>
         </w:numPr>
+        <w:spacing w:after="0" w:line="276" w:lineRule="auto"/>
       </w:pPr>
       <w:r>
         <w:rPr>
@@ -2483,13 +2458,13 @@
           <w:ilvl w:val="2"/>
           <w:numId w:val="1"/>
         </w:numPr>
-      </w:pPr>
-      <w:r>
-        <w:rPr>
-          <w:rFonts w:ascii="Roboto Mono" w:eastAsia="Roboto Mono" w:hAnsi="Roboto Mono" w:cs="Roboto Mono"/>
-          <w:b/>
-        </w:rPr>
-        <w:lastRenderedPageBreak/>
+        <w:spacing w:after="0" w:line="276" w:lineRule="auto"/>
+      </w:pPr>
+      <w:r>
+        <w:rPr>
+          <w:rFonts w:ascii="Roboto Mono" w:eastAsia="Roboto Mono" w:hAnsi="Roboto Mono" w:cs="Roboto Mono"/>
+          <w:b/>
+        </w:rPr>
         <w:t>Quantitative:</w:t>
       </w:r>
       <w:r>
@@ -2511,6 +2486,7 @@
           <w:ilvl w:val="0"/>
           <w:numId w:val="1"/>
         </w:numPr>
+        <w:spacing w:after="0" w:line="276" w:lineRule="auto"/>
         <w:rPr>
           <w:rFonts w:ascii="Roboto Mono" w:eastAsia="Roboto Mono" w:hAnsi="Roboto Mono" w:cs="Roboto Mono"/>
         </w:rPr>
@@ -2536,6 +2512,7 @@
           <w:ilvl w:val="1"/>
           <w:numId w:val="1"/>
         </w:numPr>
+        <w:spacing w:after="0" w:line="276" w:lineRule="auto"/>
         <w:rPr>
           <w:rFonts w:ascii="Roboto Mono" w:eastAsia="Roboto Mono" w:hAnsi="Roboto Mono" w:cs="Roboto Mono"/>
         </w:rPr>
@@ -2559,6 +2536,7 @@
           <w:ilvl w:val="1"/>
           <w:numId w:val="1"/>
         </w:numPr>
+        <w:spacing w:after="0" w:line="276" w:lineRule="auto"/>
         <w:rPr>
           <w:rFonts w:ascii="Roboto Mono" w:eastAsia="Roboto Mono" w:hAnsi="Roboto Mono" w:cs="Roboto Mono"/>
         </w:rPr>
@@ -2582,6 +2560,7 @@
           <w:ilvl w:val="1"/>
           <w:numId w:val="1"/>
         </w:numPr>
+        <w:spacing w:after="0" w:line="276" w:lineRule="auto"/>
         <w:rPr>
           <w:rFonts w:ascii="Roboto Mono" w:eastAsia="Roboto Mono" w:hAnsi="Roboto Mono" w:cs="Roboto Mono"/>
         </w:rPr>
@@ -2605,6 +2584,7 @@
           <w:ilvl w:val="1"/>
           <w:numId w:val="1"/>
         </w:numPr>
+        <w:spacing w:after="0" w:line="276" w:lineRule="auto"/>
         <w:rPr>
           <w:rFonts w:ascii="Roboto Mono" w:eastAsia="Roboto Mono" w:hAnsi="Roboto Mono" w:cs="Roboto Mono"/>
         </w:rPr>
@@ -2628,6 +2608,7 @@
           <w:ilvl w:val="0"/>
           <w:numId w:val="1"/>
         </w:numPr>
+        <w:spacing w:after="0" w:line="276" w:lineRule="auto"/>
         <w:rPr>
           <w:rFonts w:ascii="Roboto Mono" w:eastAsia="Roboto Mono" w:hAnsi="Roboto Mono" w:cs="Roboto Mono"/>
         </w:rPr>
@@ -2653,7 +2634,7 @@
           <w:ilvl w:val="1"/>
           <w:numId w:val="1"/>
         </w:numPr>
-        <w:spacing w:after="240"/>
+        <w:spacing w:after="240" w:line="276" w:lineRule="auto"/>
       </w:pPr>
       <w:r>
         <w:rPr>
@@ -2702,7 +2683,7 @@
           <w:noProof/>
         </w:rPr>
         <w:drawing>
-          <wp:inline distT="114300" distB="114300" distL="114300" distR="114300" wp14:anchorId="718EBEB8" wp14:editId="0C3780B3">
+          <wp:inline distT="114300" distB="114300" distL="114300" distR="114300" wp14:anchorId="14A23D08" wp14:editId="2F0C1467">
             <wp:extent cx="4057650" cy="314325"/>
             <wp:effectExtent l="0" t="0" r="0" b="0"/>
             <wp:docPr id="2" name="image4.png"/>
@@ -2751,7 +2732,7 @@
           <w:ilvl w:val="1"/>
           <w:numId w:val="1"/>
         </w:numPr>
-        <w:spacing w:before="240" w:after="240"/>
+        <w:spacing w:before="240" w:after="240" w:line="276" w:lineRule="auto"/>
       </w:pPr>
       <w:r>
         <w:rPr>
@@ -2781,7 +2762,7 @@
     </w:p>
     <w:p>
       <w:r>
-        <w:pict w14:anchorId="27046B88">
+        <w:pict w14:anchorId="14FC727B">
           <v:rect id="_x0000_i1031" style="width:0;height:1.5pt" o:hralign="center" o:hrstd="t" o:hr="t" fillcolor="#a0a0a0" stroked="f"/>
         </w:pict>
       </w:r>
@@ -2804,50 +2785,41 @@
       </w:pPr>
       <w:r>
         <w:rPr>
-          <w:b/>
+          <w:rFonts w:ascii="Arial" w:eastAsia="Arial" w:hAnsi="Arial"/>
+          <w:sz w:val="18"/>
+          <w:highlight w:val="lightGray"/>
           <w:shd w:val="clear" w:color="auto" w:fill="B7B7B7"/>
         </w:rPr>
-        <w:t># Source</w:t>
-      </w:r>
-      <w:r>
-        <w:rPr>
+        <w:t xml:space="preserve"># Source: Chatbot </w:t>
+      </w:r>
+      <w:r>
+        <w:rPr>
+          <w:rFonts w:ascii="Arial" w:eastAsia="Arial" w:hAnsi="Arial"/>
+          <w:sz w:val="18"/>
+          <w:szCs w:val="14"/>
+          <w:highlight w:val="lightGray"/>
           <w:shd w:val="clear" w:color="auto" w:fill="B7B7B7"/>
         </w:rPr>
-        <w:t xml:space="preserve">: </w:t>
-      </w:r>
-      <w:r>
-        <w:rPr>
-          <w:b/>
+        <w:t>(GPT</w:t>
+      </w:r>
+      <w:r>
+        <w:rPr>
+          <w:rFonts w:ascii="Arial" w:eastAsia="Arial" w:hAnsi="Arial" w:cs="Cambria Math"/>
+          <w:sz w:val="18"/>
+          <w:szCs w:val="14"/>
+          <w:highlight w:val="lightGray"/>
           <w:shd w:val="clear" w:color="auto" w:fill="B7B7B7"/>
         </w:rPr>
-        <w:t xml:space="preserve">Chatbot </w:t>
-      </w:r>
-      <w:r>
-        <w:rPr>
-          <w:b/>
-          <w:sz w:val="14"/>
+        <w:t>‑</w:t>
+      </w:r>
+      <w:r>
+        <w:rPr>
+          <w:rFonts w:ascii="Arial" w:eastAsia="Arial" w:hAnsi="Arial"/>
+          <w:sz w:val="18"/>
           <w:szCs w:val="14"/>
+          <w:highlight w:val="lightGray"/>
           <w:shd w:val="clear" w:color="auto" w:fill="B7B7B7"/>
         </w:rPr>
-        <w:t>(GPT</w:t>
-      </w:r>
-      <w:r>
-        <w:rPr>
-          <w:rFonts w:ascii="Cambria Math" w:hAnsi="Cambria Math" w:cs="Cambria Math"/>
-          <w:b/>
-          <w:sz w:val="14"/>
-          <w:szCs w:val="14"/>
-          <w:shd w:val="clear" w:color="auto" w:fill="B7B7B7"/>
-        </w:rPr>
-        <w:t>‑</w:t>
-      </w:r>
-      <w:r>
-        <w:rPr>
-          <w:b/>
-          <w:sz w:val="14"/>
-          <w:szCs w:val="14"/>
-          <w:shd w:val="clear" w:color="auto" w:fill="B7B7B7"/>
-        </w:rPr>
         <w:t>5 Mini) at [8/18/2025]</w:t>
       </w:r>
     </w:p>
@@ -2857,7 +2829,7 @@
           <w:noProof/>
         </w:rPr>
         <w:drawing>
-          <wp:inline distT="114300" distB="114300" distL="114300" distR="114300" wp14:anchorId="4850FD36" wp14:editId="660EE492">
+          <wp:inline distT="114300" distB="114300" distL="114300" distR="114300" wp14:anchorId="7D778B9B" wp14:editId="6E33B17E">
             <wp:extent cx="5943600" cy="1397000"/>
             <wp:effectExtent l="0" t="0" r="0" b="0"/>
             <wp:docPr id="5" name="image5.png"/>
@@ -3109,7 +3081,6 @@
               <w:rPr>
                 <w:rFonts w:ascii="Roboto Mono" w:eastAsia="Roboto Mono" w:hAnsi="Roboto Mono" w:cs="Roboto Mono"/>
               </w:rPr>
-              <w:lastRenderedPageBreak/>
               <w:t>R001</w:t>
             </w:r>
           </w:p>
@@ -3568,7 +3539,7 @@
           <w:ilvl w:val="0"/>
           <w:numId w:val="2"/>
         </w:numPr>
-        <w:spacing w:before="240"/>
+        <w:spacing w:before="240" w:after="0" w:line="276" w:lineRule="auto"/>
         <w:rPr>
           <w:rFonts w:ascii="Roboto Mono" w:eastAsia="Roboto Mono" w:hAnsi="Roboto Mono" w:cs="Roboto Mono"/>
         </w:rPr>
@@ -3592,7 +3563,7 @@
           <w:ilvl w:val="0"/>
           <w:numId w:val="2"/>
         </w:numPr>
-        <w:spacing w:after="240"/>
+        <w:spacing w:after="240" w:line="276" w:lineRule="auto"/>
       </w:pPr>
       <w:r>
         <w:rPr>
@@ -3606,7 +3577,7 @@
     </w:p>
     <w:p>
       <w:r>
-        <w:pict w14:anchorId="6F9DFE5F">
+        <w:pict w14:anchorId="33C0A38A">
           <v:rect id="_x0000_i1032" style="width:0;height:1.5pt" o:hralign="center" o:hrstd="t" o:hr="t" fillcolor="#a0a0a0" stroked="f"/>
         </w:pict>
       </w:r>
@@ -3629,48 +3600,39 @@
       </w:pPr>
       <w:r>
         <w:rPr>
-          <w:b/>
+          <w:rFonts w:ascii="Arial" w:eastAsia="Arial" w:hAnsi="Arial"/>
+          <w:sz w:val="18"/>
+          <w:highlight w:val="lightGray"/>
           <w:shd w:val="clear" w:color="auto" w:fill="B7B7B7"/>
         </w:rPr>
-        <w:t># Source</w:t>
-      </w:r>
-      <w:r>
-        <w:rPr>
+        <w:t xml:space="preserve"># Source: Chatbot </w:t>
+      </w:r>
+      <w:r>
+        <w:rPr>
+          <w:rFonts w:ascii="Arial" w:eastAsia="Arial" w:hAnsi="Arial"/>
+          <w:sz w:val="18"/>
+          <w:szCs w:val="14"/>
+          <w:highlight w:val="lightGray"/>
           <w:shd w:val="clear" w:color="auto" w:fill="B7B7B7"/>
         </w:rPr>
-        <w:t xml:space="preserve">: </w:t>
-      </w:r>
-      <w:r>
-        <w:rPr>
-          <w:b/>
+        <w:t>(GPT</w:t>
+      </w:r>
+      <w:r>
+        <w:rPr>
+          <w:rFonts w:ascii="Arial" w:eastAsia="Arial" w:hAnsi="Arial" w:cs="Cambria Math"/>
+          <w:sz w:val="18"/>
+          <w:szCs w:val="14"/>
+          <w:highlight w:val="lightGray"/>
           <w:shd w:val="clear" w:color="auto" w:fill="B7B7B7"/>
         </w:rPr>
-        <w:t xml:space="preserve">Chatbot </w:t>
-      </w:r>
-      <w:r>
-        <w:rPr>
-          <w:b/>
-          <w:sz w:val="14"/>
+        <w:t>‑</w:t>
+      </w:r>
+      <w:r>
+        <w:rPr>
+          <w:rFonts w:ascii="Arial" w:eastAsia="Arial" w:hAnsi="Arial"/>
+          <w:sz w:val="18"/>
           <w:szCs w:val="14"/>
-          <w:shd w:val="clear" w:color="auto" w:fill="B7B7B7"/>
-        </w:rPr>
-        <w:t>(GPT</w:t>
-      </w:r>
-      <w:r>
-        <w:rPr>
-          <w:rFonts w:ascii="Cambria Math" w:hAnsi="Cambria Math" w:cs="Cambria Math"/>
-          <w:b/>
-          <w:sz w:val="14"/>
-          <w:szCs w:val="14"/>
-          <w:shd w:val="clear" w:color="auto" w:fill="B7B7B7"/>
-        </w:rPr>
-        <w:t>‑</w:t>
-      </w:r>
-      <w:r>
-        <w:rPr>
-          <w:b/>
-          <w:sz w:val="14"/>
-          <w:szCs w:val="14"/>
+          <w:highlight w:val="lightGray"/>
           <w:shd w:val="clear" w:color="auto" w:fill="B7B7B7"/>
         </w:rPr>
         <w:t>5 Mini) at [8/18/2025]</w:t>
@@ -3682,7 +3644,7 @@
           <w:ilvl w:val="0"/>
           <w:numId w:val="4"/>
         </w:numPr>
-        <w:spacing w:before="240"/>
+        <w:spacing w:before="240" w:after="0" w:line="276" w:lineRule="auto"/>
       </w:pPr>
       <w:r>
         <w:rPr>
@@ -3716,6 +3678,7 @@
           <w:ilvl w:val="0"/>
           <w:numId w:val="4"/>
         </w:numPr>
+        <w:spacing w:after="0" w:line="276" w:lineRule="auto"/>
       </w:pPr>
       <w:r>
         <w:rPr>
@@ -3749,6 +3712,7 @@
           <w:ilvl w:val="0"/>
           <w:numId w:val="4"/>
         </w:numPr>
+        <w:spacing w:after="0" w:line="276" w:lineRule="auto"/>
       </w:pPr>
       <w:r>
         <w:rPr>
@@ -3782,7 +3746,7 @@
           <w:ilvl w:val="0"/>
           <w:numId w:val="4"/>
         </w:numPr>
-        <w:spacing w:after="240"/>
+        <w:spacing w:after="240" w:line="276" w:lineRule="auto"/>
       </w:pPr>
       <w:r>
         <w:rPr>
@@ -3812,7 +3776,7 @@
     </w:p>
     <w:p>
       <w:r>
-        <w:pict w14:anchorId="1B3464AC">
+        <w:pict w14:anchorId="004EAA39">
           <v:rect id="_x0000_i1033" style="width:0;height:1.5pt" o:hralign="center" o:hrstd="t" o:hr="t" fillcolor="#a0a0a0" stroked="f"/>
         </w:pict>
       </w:r>
@@ -3861,7 +3825,7 @@
     </w:p>
     <w:p>
       <w:r>
-        <w:pict w14:anchorId="4406CC29">
+        <w:pict w14:anchorId="64E4EBF3">
           <v:rect id="_x0000_i1034" style="width:0;height:1.5pt" o:hralign="center" o:hrstd="t" o:hr="t" fillcolor="#a0a0a0" stroked="f"/>
         </w:pict>
       </w:r>
@@ -3875,7 +3839,6 @@
       <w:bookmarkStart w:id="11" w:name="_254bpoixr3yj" w:colFirst="0" w:colLast="0"/>
       <w:bookmarkEnd w:id="11"/>
       <w:r>
-        <w:lastRenderedPageBreak/>
         <w:t>3-Risk Impact</w:t>
       </w:r>
     </w:p>
@@ -3898,50 +3861,41 @@
       </w:pPr>
       <w:r>
         <w:rPr>
-          <w:b/>
+          <w:rFonts w:ascii="Arial" w:eastAsia="Arial" w:hAnsi="Arial"/>
+          <w:sz w:val="18"/>
+          <w:highlight w:val="lightGray"/>
           <w:shd w:val="clear" w:color="auto" w:fill="B7B7B7"/>
         </w:rPr>
-        <w:t># Source</w:t>
-      </w:r>
-      <w:r>
-        <w:rPr>
+        <w:t xml:space="preserve"># Source: Chatbot </w:t>
+      </w:r>
+      <w:r>
+        <w:rPr>
+          <w:rFonts w:ascii="Arial" w:eastAsia="Arial" w:hAnsi="Arial"/>
+          <w:sz w:val="18"/>
+          <w:szCs w:val="14"/>
+          <w:highlight w:val="lightGray"/>
           <w:shd w:val="clear" w:color="auto" w:fill="B7B7B7"/>
         </w:rPr>
-        <w:t xml:space="preserve">: </w:t>
-      </w:r>
-      <w:r>
-        <w:rPr>
-          <w:b/>
+        <w:t>(GPT</w:t>
+      </w:r>
+      <w:r>
+        <w:rPr>
+          <w:rFonts w:ascii="Arial" w:eastAsia="Arial" w:hAnsi="Arial" w:cs="Cambria Math"/>
+          <w:sz w:val="18"/>
+          <w:szCs w:val="14"/>
+          <w:highlight w:val="lightGray"/>
           <w:shd w:val="clear" w:color="auto" w:fill="B7B7B7"/>
         </w:rPr>
-        <w:t xml:space="preserve">Chatbot </w:t>
-      </w:r>
-      <w:r>
-        <w:rPr>
-          <w:b/>
-          <w:sz w:val="14"/>
+        <w:t>‑</w:t>
+      </w:r>
+      <w:r>
+        <w:rPr>
+          <w:rFonts w:ascii="Arial" w:eastAsia="Arial" w:hAnsi="Arial"/>
+          <w:sz w:val="18"/>
           <w:szCs w:val="14"/>
+          <w:highlight w:val="lightGray"/>
           <w:shd w:val="clear" w:color="auto" w:fill="B7B7B7"/>
         </w:rPr>
-        <w:t>(GPT</w:t>
-      </w:r>
-      <w:r>
-        <w:rPr>
-          <w:rFonts w:ascii="Cambria Math" w:hAnsi="Cambria Math" w:cs="Cambria Math"/>
-          <w:b/>
-          <w:sz w:val="14"/>
-          <w:szCs w:val="14"/>
-          <w:shd w:val="clear" w:color="auto" w:fill="B7B7B7"/>
-        </w:rPr>
-        <w:t>‑</w:t>
-      </w:r>
-      <w:r>
-        <w:rPr>
-          <w:b/>
-          <w:sz w:val="14"/>
-          <w:szCs w:val="14"/>
-          <w:shd w:val="clear" w:color="auto" w:fill="B7B7B7"/>
-        </w:rPr>
         <w:t>5 Mini) at [8/18/2025]</w:t>
       </w:r>
     </w:p>
@@ -4008,7 +3962,7 @@
     </w:p>
     <w:p>
       <w:r>
-        <w:pict w14:anchorId="53D32B24">
+        <w:pict w14:anchorId="3D3CBFAA">
           <v:rect id="_x0000_i1035" style="width:0;height:1.5pt" o:hralign="center" o:hrstd="t" o:hr="t" fillcolor="#a0a0a0" stroked="f"/>
         </w:pict>
       </w:r>
@@ -4031,48 +3985,39 @@
       </w:pPr>
       <w:r>
         <w:rPr>
-          <w:b/>
+          <w:rFonts w:ascii="Arial" w:eastAsia="Arial" w:hAnsi="Arial"/>
+          <w:sz w:val="18"/>
+          <w:highlight w:val="lightGray"/>
           <w:shd w:val="clear" w:color="auto" w:fill="B7B7B7"/>
         </w:rPr>
-        <w:t># Source</w:t>
-      </w:r>
-      <w:r>
-        <w:rPr>
+        <w:t xml:space="preserve"># Source: Chatbot </w:t>
+      </w:r>
+      <w:r>
+        <w:rPr>
+          <w:rFonts w:ascii="Arial" w:eastAsia="Arial" w:hAnsi="Arial"/>
+          <w:sz w:val="18"/>
+          <w:szCs w:val="14"/>
+          <w:highlight w:val="lightGray"/>
           <w:shd w:val="clear" w:color="auto" w:fill="B7B7B7"/>
         </w:rPr>
-        <w:t xml:space="preserve">: </w:t>
-      </w:r>
-      <w:r>
-        <w:rPr>
-          <w:b/>
+        <w:t>(GPT</w:t>
+      </w:r>
+      <w:r>
+        <w:rPr>
+          <w:rFonts w:ascii="Arial" w:eastAsia="Arial" w:hAnsi="Arial" w:cs="Cambria Math"/>
+          <w:sz w:val="18"/>
+          <w:szCs w:val="14"/>
+          <w:highlight w:val="lightGray"/>
           <w:shd w:val="clear" w:color="auto" w:fill="B7B7B7"/>
         </w:rPr>
-        <w:t xml:space="preserve">Chatbot </w:t>
-      </w:r>
-      <w:r>
-        <w:rPr>
-          <w:b/>
-          <w:sz w:val="14"/>
+        <w:t>‑</w:t>
+      </w:r>
+      <w:r>
+        <w:rPr>
+          <w:rFonts w:ascii="Arial" w:eastAsia="Arial" w:hAnsi="Arial"/>
+          <w:sz w:val="18"/>
           <w:szCs w:val="14"/>
-          <w:shd w:val="clear" w:color="auto" w:fill="B7B7B7"/>
-        </w:rPr>
-        <w:t>(GPT</w:t>
-      </w:r>
-      <w:r>
-        <w:rPr>
-          <w:rFonts w:ascii="Cambria Math" w:hAnsi="Cambria Math" w:cs="Cambria Math"/>
-          <w:b/>
-          <w:sz w:val="14"/>
-          <w:szCs w:val="14"/>
-          <w:shd w:val="clear" w:color="auto" w:fill="B7B7B7"/>
-        </w:rPr>
-        <w:t>‑</w:t>
-      </w:r>
-      <w:r>
-        <w:rPr>
-          <w:b/>
-          <w:sz w:val="14"/>
-          <w:szCs w:val="14"/>
+          <w:highlight w:val="lightGray"/>
           <w:shd w:val="clear" w:color="auto" w:fill="B7B7B7"/>
         </w:rPr>
         <w:t>5 Mini) at [8/18/2025]</w:t>
@@ -4084,7 +4029,7 @@
           <w:ilvl w:val="0"/>
           <w:numId w:val="6"/>
         </w:numPr>
-        <w:spacing w:before="240"/>
+        <w:spacing w:before="240" w:after="0" w:line="276" w:lineRule="auto"/>
         <w:rPr>
           <w:rFonts w:ascii="Roboto Mono" w:eastAsia="Roboto Mono" w:hAnsi="Roboto Mono" w:cs="Roboto Mono"/>
         </w:rPr>
@@ -4110,6 +4055,7 @@
           <w:ilvl w:val="1"/>
           <w:numId w:val="6"/>
         </w:numPr>
+        <w:spacing w:after="0" w:line="276" w:lineRule="auto"/>
       </w:pPr>
       <w:r>
         <w:rPr>
@@ -4143,6 +4089,7 @@
           <w:ilvl w:val="1"/>
           <w:numId w:val="6"/>
         </w:numPr>
+        <w:spacing w:after="0" w:line="276" w:lineRule="auto"/>
       </w:pPr>
       <w:r>
         <w:rPr>
@@ -4176,6 +4123,7 @@
           <w:ilvl w:val="1"/>
           <w:numId w:val="6"/>
         </w:numPr>
+        <w:spacing w:after="0" w:line="276" w:lineRule="auto"/>
       </w:pPr>
       <w:r>
         <w:rPr>
@@ -4209,6 +4157,7 @@
           <w:ilvl w:val="1"/>
           <w:numId w:val="6"/>
         </w:numPr>
+        <w:spacing w:after="0" w:line="276" w:lineRule="auto"/>
       </w:pPr>
       <w:r>
         <w:rPr>
@@ -4237,6 +4186,7 @@
           <w:ilvl w:val="0"/>
           <w:numId w:val="6"/>
         </w:numPr>
+        <w:spacing w:after="0" w:line="276" w:lineRule="auto"/>
         <w:rPr>
           <w:rFonts w:ascii="Roboto Mono" w:eastAsia="Roboto Mono" w:hAnsi="Roboto Mono" w:cs="Roboto Mono"/>
         </w:rPr>
@@ -4262,6 +4212,7 @@
           <w:ilvl w:val="1"/>
           <w:numId w:val="6"/>
         </w:numPr>
+        <w:spacing w:after="0" w:line="276" w:lineRule="auto"/>
       </w:pPr>
       <w:r>
         <w:rPr>
@@ -4289,6 +4240,7 @@
           <w:ilvl w:val="1"/>
           <w:numId w:val="6"/>
         </w:numPr>
+        <w:spacing w:after="0" w:line="276" w:lineRule="auto"/>
       </w:pPr>
       <w:r>
         <w:rPr>
@@ -4316,6 +4268,7 @@
           <w:ilvl w:val="0"/>
           <w:numId w:val="6"/>
         </w:numPr>
+        <w:spacing w:after="0" w:line="276" w:lineRule="auto"/>
         <w:rPr>
           <w:rFonts w:ascii="Roboto Mono" w:eastAsia="Roboto Mono" w:hAnsi="Roboto Mono" w:cs="Roboto Mono"/>
         </w:rPr>
@@ -4341,7 +4294,7 @@
           <w:ilvl w:val="1"/>
           <w:numId w:val="6"/>
         </w:numPr>
-        <w:spacing w:after="240"/>
+        <w:spacing w:after="240" w:line="276" w:lineRule="auto"/>
       </w:pPr>
       <w:r>
         <w:rPr>
@@ -4389,9 +4342,8 @@
           <w:rFonts w:ascii="Roboto Mono" w:eastAsia="Roboto Mono" w:hAnsi="Roboto Mono" w:cs="Roboto Mono"/>
           <w:noProof/>
         </w:rPr>
-        <w:lastRenderedPageBreak/>
         <w:drawing>
-          <wp:inline distT="114300" distB="114300" distL="114300" distR="114300" wp14:anchorId="64639AB7" wp14:editId="5C334AFA">
+          <wp:inline distT="114300" distB="114300" distL="114300" distR="114300" wp14:anchorId="502D1619" wp14:editId="6CB5A980">
             <wp:extent cx="4086225" cy="304800"/>
             <wp:effectExtent l="0" t="0" r="0" b="0"/>
             <wp:docPr id="1" name="image1.png"/>
@@ -4440,7 +4392,7 @@
           <w:ilvl w:val="1"/>
           <w:numId w:val="6"/>
         </w:numPr>
-        <w:spacing w:before="240" w:after="240"/>
+        <w:spacing w:before="240" w:after="240" w:line="276" w:lineRule="auto"/>
       </w:pPr>
       <w:r>
         <w:rPr>
@@ -4470,7 +4422,7 @@
     </w:p>
     <w:p>
       <w:r>
-        <w:pict w14:anchorId="672AF3A5">
+        <w:pict w14:anchorId="5E91C4AF">
           <v:rect id="_x0000_i1036" style="width:0;height:1.5pt" o:hralign="center" o:hrstd="t" o:hr="t" fillcolor="#a0a0a0" stroked="f"/>
         </w:pict>
       </w:r>
@@ -4493,50 +4445,41 @@
       </w:pPr>
       <w:r>
         <w:rPr>
-          <w:b/>
+          <w:rFonts w:ascii="Arial" w:eastAsia="Arial" w:hAnsi="Arial"/>
+          <w:sz w:val="18"/>
+          <w:highlight w:val="lightGray"/>
           <w:shd w:val="clear" w:color="auto" w:fill="B7B7B7"/>
         </w:rPr>
-        <w:t># Source</w:t>
-      </w:r>
-      <w:r>
-        <w:rPr>
+        <w:t xml:space="preserve"># Source: Chatbot </w:t>
+      </w:r>
+      <w:r>
+        <w:rPr>
+          <w:rFonts w:ascii="Arial" w:eastAsia="Arial" w:hAnsi="Arial"/>
+          <w:sz w:val="18"/>
+          <w:szCs w:val="14"/>
+          <w:highlight w:val="lightGray"/>
           <w:shd w:val="clear" w:color="auto" w:fill="B7B7B7"/>
         </w:rPr>
-        <w:t xml:space="preserve">: </w:t>
-      </w:r>
-      <w:r>
-        <w:rPr>
-          <w:b/>
+        <w:t>(GPT</w:t>
+      </w:r>
+      <w:r>
+        <w:rPr>
+          <w:rFonts w:ascii="Arial" w:eastAsia="Arial" w:hAnsi="Arial" w:cs="Cambria Math"/>
+          <w:sz w:val="18"/>
+          <w:szCs w:val="14"/>
+          <w:highlight w:val="lightGray"/>
           <w:shd w:val="clear" w:color="auto" w:fill="B7B7B7"/>
         </w:rPr>
-        <w:t xml:space="preserve">Chatbot </w:t>
-      </w:r>
-      <w:r>
-        <w:rPr>
-          <w:b/>
-          <w:sz w:val="14"/>
+        <w:t>‑</w:t>
+      </w:r>
+      <w:r>
+        <w:rPr>
+          <w:rFonts w:ascii="Arial" w:eastAsia="Arial" w:hAnsi="Arial"/>
+          <w:sz w:val="18"/>
           <w:szCs w:val="14"/>
+          <w:highlight w:val="lightGray"/>
           <w:shd w:val="clear" w:color="auto" w:fill="B7B7B7"/>
         </w:rPr>
-        <w:t>(GPT</w:t>
-      </w:r>
-      <w:r>
-        <w:rPr>
-          <w:rFonts w:ascii="Cambria Math" w:hAnsi="Cambria Math" w:cs="Cambria Math"/>
-          <w:b/>
-          <w:sz w:val="14"/>
-          <w:szCs w:val="14"/>
-          <w:shd w:val="clear" w:color="auto" w:fill="B7B7B7"/>
-        </w:rPr>
-        <w:t>‑</w:t>
-      </w:r>
-      <w:r>
-        <w:rPr>
-          <w:b/>
-          <w:sz w:val="14"/>
-          <w:szCs w:val="14"/>
-          <w:shd w:val="clear" w:color="auto" w:fill="B7B7B7"/>
-        </w:rPr>
         <w:t>5 Mini) at [8/18/2025]</w:t>
       </w:r>
     </w:p>
@@ -4546,7 +4489,7 @@
           <w:noProof/>
         </w:rPr>
         <w:drawing>
-          <wp:inline distT="114300" distB="114300" distL="114300" distR="114300" wp14:anchorId="36D03342" wp14:editId="6C4B4E08">
+          <wp:inline distT="114300" distB="114300" distL="114300" distR="114300" wp14:anchorId="10348D56" wp14:editId="4B1EDD34">
             <wp:extent cx="5943600" cy="1397000"/>
             <wp:effectExtent l="0" t="0" r="0" b="0"/>
             <wp:docPr id="4" name="image3.png"/>
@@ -5256,7 +5199,7 @@
           <w:ilvl w:val="0"/>
           <w:numId w:val="8"/>
         </w:numPr>
-        <w:spacing w:before="240"/>
+        <w:spacing w:before="240" w:after="0" w:line="276" w:lineRule="auto"/>
         <w:rPr>
           <w:rFonts w:ascii="Roboto Mono" w:eastAsia="Roboto Mono" w:hAnsi="Roboto Mono" w:cs="Roboto Mono"/>
         </w:rPr>
@@ -5280,7 +5223,7 @@
           <w:ilvl w:val="0"/>
           <w:numId w:val="8"/>
         </w:numPr>
-        <w:spacing w:after="240"/>
+        <w:spacing w:after="240" w:line="276" w:lineRule="auto"/>
         <w:rPr>
           <w:rFonts w:ascii="Roboto Mono" w:eastAsia="Roboto Mono" w:hAnsi="Roboto Mono" w:cs="Roboto Mono"/>
         </w:rPr>
@@ -5300,7 +5243,7 @@
     </w:p>
     <w:p>
       <w:r>
-        <w:pict w14:anchorId="75D1EC89">
+        <w:pict w14:anchorId="193344F1">
           <v:rect id="_x0000_i1037" style="width:0;height:1.5pt" o:hralign="center" o:hrstd="t" o:hr="t" fillcolor="#a0a0a0" stroked="f"/>
         </w:pict>
       </w:r>
@@ -5314,7 +5257,6 @@
       <w:bookmarkStart w:id="15" w:name="_3exe2xvz4umt" w:colFirst="0" w:colLast="0"/>
       <w:bookmarkEnd w:id="15"/>
       <w:r>
-        <w:lastRenderedPageBreak/>
         <w:t>🔹 Importance of Risk Impact</w:t>
       </w:r>
     </w:p>
@@ -5324,48 +5266,39 @@
       </w:pPr>
       <w:r>
         <w:rPr>
-          <w:b/>
+          <w:rFonts w:ascii="Arial" w:eastAsia="Arial" w:hAnsi="Arial"/>
+          <w:sz w:val="18"/>
+          <w:highlight w:val="lightGray"/>
           <w:shd w:val="clear" w:color="auto" w:fill="B7B7B7"/>
         </w:rPr>
-        <w:t># Source</w:t>
-      </w:r>
-      <w:r>
-        <w:rPr>
+        <w:t xml:space="preserve"># Source: Chatbot </w:t>
+      </w:r>
+      <w:r>
+        <w:rPr>
+          <w:rFonts w:ascii="Arial" w:eastAsia="Arial" w:hAnsi="Arial"/>
+          <w:sz w:val="18"/>
+          <w:szCs w:val="14"/>
+          <w:highlight w:val="lightGray"/>
           <w:shd w:val="clear" w:color="auto" w:fill="B7B7B7"/>
         </w:rPr>
-        <w:t xml:space="preserve">: </w:t>
-      </w:r>
-      <w:r>
-        <w:rPr>
-          <w:b/>
+        <w:t>(GPT</w:t>
+      </w:r>
+      <w:r>
+        <w:rPr>
+          <w:rFonts w:ascii="Arial" w:eastAsia="Arial" w:hAnsi="Arial" w:cs="Cambria Math"/>
+          <w:sz w:val="18"/>
+          <w:szCs w:val="14"/>
+          <w:highlight w:val="lightGray"/>
           <w:shd w:val="clear" w:color="auto" w:fill="B7B7B7"/>
         </w:rPr>
-        <w:t xml:space="preserve">Chatbot </w:t>
-      </w:r>
-      <w:r>
-        <w:rPr>
-          <w:b/>
-          <w:sz w:val="14"/>
+        <w:t>‑</w:t>
+      </w:r>
+      <w:r>
+        <w:rPr>
+          <w:rFonts w:ascii="Arial" w:eastAsia="Arial" w:hAnsi="Arial"/>
+          <w:sz w:val="18"/>
           <w:szCs w:val="14"/>
-          <w:shd w:val="clear" w:color="auto" w:fill="B7B7B7"/>
-        </w:rPr>
-        <w:t>(GPT</w:t>
-      </w:r>
-      <w:r>
-        <w:rPr>
-          <w:rFonts w:ascii="Cambria Math" w:hAnsi="Cambria Math" w:cs="Cambria Math"/>
-          <w:b/>
-          <w:sz w:val="14"/>
-          <w:szCs w:val="14"/>
-          <w:shd w:val="clear" w:color="auto" w:fill="B7B7B7"/>
-        </w:rPr>
-        <w:t>‑</w:t>
-      </w:r>
-      <w:r>
-        <w:rPr>
-          <w:b/>
-          <w:sz w:val="14"/>
-          <w:szCs w:val="14"/>
+          <w:highlight w:val="lightGray"/>
           <w:shd w:val="clear" w:color="auto" w:fill="B7B7B7"/>
         </w:rPr>
         <w:t>5 Mini) at [8/18/2025]</w:t>
@@ -5377,7 +5310,7 @@
           <w:ilvl w:val="0"/>
           <w:numId w:val="5"/>
         </w:numPr>
-        <w:spacing w:before="240"/>
+        <w:spacing w:before="240" w:after="0" w:line="276" w:lineRule="auto"/>
       </w:pPr>
       <w:r>
         <w:rPr>
@@ -5411,6 +5344,7 @@
           <w:ilvl w:val="0"/>
           <w:numId w:val="5"/>
         </w:numPr>
+        <w:spacing w:after="0" w:line="276" w:lineRule="auto"/>
       </w:pPr>
       <w:r>
         <w:rPr>
@@ -5444,6 +5378,7 @@
           <w:ilvl w:val="0"/>
           <w:numId w:val="5"/>
         </w:numPr>
+        <w:spacing w:after="0" w:line="276" w:lineRule="auto"/>
       </w:pPr>
       <w:r>
         <w:rPr>
@@ -5477,7 +5412,7 @@
           <w:ilvl w:val="0"/>
           <w:numId w:val="5"/>
         </w:numPr>
-        <w:spacing w:after="240"/>
+        <w:spacing w:after="240" w:line="276" w:lineRule="auto"/>
       </w:pPr>
       <w:r>
         <w:rPr>
@@ -5507,7 +5442,7 @@
     </w:p>
     <w:p>
       <w:r>
-        <w:pict w14:anchorId="116C3DAE">
+        <w:pict w14:anchorId="5EE8A372">
           <v:rect id="_x0000_i1038" style="width:0;height:1.5pt" o:hralign="center" o:hrstd="t" o:hr="t" fillcolor="#a0a0a0" stroked="f"/>
         </w:pict>
       </w:r>
@@ -5556,19 +5491,20 @@
     </w:p>
     <w:p>
       <w:r>
-        <w:pict w14:anchorId="00870412">
+        <w:pict w14:anchorId="1DD33AB6">
           <v:rect id="_x0000_i1039" style="width:0;height:1.5pt" o:hralign="center" o:hrstd="t" o:hr="t" fillcolor="#a0a0a0" stroked="f"/>
         </w:pict>
       </w:r>
     </w:p>
+    <w:p/>
     <w:p/>
     <w:p/>
     <w:p/>
     <w:sectPr>
       <w:pgSz w:w="12240" w:h="15840"/>
       <w:pgMar w:top="1440" w:right="1440" w:bottom="1440" w:left="1440" w:header="720" w:footer="720" w:gutter="0"/>
-      <w:pgNumType w:start="1"/>
       <w:cols w:space="720"/>
+      <w:docGrid w:linePitch="360"/>
     </w:sectPr>
   </w:body>
 </w:document>
@@ -6907,18 +6843,6 @@
   <w:style w:type="paragraph" w:default="1" w:styleId="Normal">
     <w:name w:val="Normal"/>
     <w:qFormat/>
-    <w:rsid w:val="009237F5"/>
-    <w:pPr>
-      <w:spacing w:after="0" w:line="276" w:lineRule="auto"/>
-    </w:pPr>
-    <w:rPr>
-      <w:rFonts w:ascii="Arial" w:eastAsia="Arial" w:hAnsi="Arial" w:cs="Arial"/>
-      <w:kern w:val="0"/>
-      <w:sz w:val="22"/>
-      <w:szCs w:val="22"/>
-      <w:lang w:val="en"/>
-      <w14:ligatures w14:val="none"/>
-    </w:rPr>
   </w:style>
   <w:style w:type="paragraph" w:styleId="Heading1">
     <w:name w:val="heading 1"/>
@@ -6927,7 +6851,7 @@
     <w:link w:val="Heading1Char"/>
     <w:uiPriority w:val="9"/>
     <w:qFormat/>
-    <w:rsid w:val="00FC2164"/>
+    <w:rsid w:val="00C80590"/>
     <w:pPr>
       <w:keepNext/>
       <w:keepLines/>
@@ -6949,7 +6873,7 @@
     <w:uiPriority w:val="9"/>
     <w:unhideWhenUsed/>
     <w:qFormat/>
-    <w:rsid w:val="00FC2164"/>
+    <w:rsid w:val="00C80590"/>
     <w:pPr>
       <w:keepNext/>
       <w:keepLines/>
@@ -6971,7 +6895,7 @@
     <w:uiPriority w:val="9"/>
     <w:unhideWhenUsed/>
     <w:qFormat/>
-    <w:rsid w:val="00FC2164"/>
+    <w:rsid w:val="00C80590"/>
     <w:pPr>
       <w:keepNext/>
       <w:keepLines/>
@@ -6994,7 +6918,7 @@
     <w:semiHidden/>
     <w:unhideWhenUsed/>
     <w:qFormat/>
-    <w:rsid w:val="00FC2164"/>
+    <w:rsid w:val="00C80590"/>
     <w:pPr>
       <w:keepNext/>
       <w:keepLines/>
@@ -7017,7 +6941,7 @@
     <w:semiHidden/>
     <w:unhideWhenUsed/>
     <w:qFormat/>
-    <w:rsid w:val="00FC2164"/>
+    <w:rsid w:val="00C80590"/>
     <w:pPr>
       <w:keepNext/>
       <w:keepLines/>
@@ -7038,11 +6962,11 @@
     <w:semiHidden/>
     <w:unhideWhenUsed/>
     <w:qFormat/>
-    <w:rsid w:val="00FC2164"/>
+    <w:rsid w:val="00C80590"/>
     <w:pPr>
       <w:keepNext/>
       <w:keepLines/>
-      <w:spacing w:before="40"/>
+      <w:spacing w:before="40" w:after="0"/>
       <w:outlineLvl w:val="5"/>
     </w:pPr>
     <w:rPr>
@@ -7061,11 +6985,11 @@
     <w:semiHidden/>
     <w:unhideWhenUsed/>
     <w:qFormat/>
-    <w:rsid w:val="00FC2164"/>
+    <w:rsid w:val="00C80590"/>
     <w:pPr>
       <w:keepNext/>
       <w:keepLines/>
-      <w:spacing w:before="40"/>
+      <w:spacing w:before="40" w:after="0"/>
       <w:outlineLvl w:val="6"/>
     </w:pPr>
     <w:rPr>
@@ -7082,10 +7006,11 @@
     <w:semiHidden/>
     <w:unhideWhenUsed/>
     <w:qFormat/>
-    <w:rsid w:val="00FC2164"/>
+    <w:rsid w:val="00C80590"/>
     <w:pPr>
       <w:keepNext/>
       <w:keepLines/>
+      <w:spacing w:after="0"/>
       <w:outlineLvl w:val="7"/>
     </w:pPr>
     <w:rPr>
@@ -7104,10 +7029,11 @@
     <w:semiHidden/>
     <w:unhideWhenUsed/>
     <w:qFormat/>
-    <w:rsid w:val="00FC2164"/>
+    <w:rsid w:val="00C80590"/>
     <w:pPr>
       <w:keepNext/>
       <w:keepLines/>
+      <w:spacing w:after="0"/>
       <w:outlineLvl w:val="8"/>
     </w:pPr>
     <w:rPr>
@@ -7147,7 +7073,7 @@
     <w:basedOn w:val="DefaultParagraphFont"/>
     <w:link w:val="Heading1"/>
     <w:uiPriority w:val="9"/>
-    <w:rsid w:val="00FC2164"/>
+    <w:rsid w:val="00C80590"/>
     <w:rPr>
       <w:rFonts w:asciiTheme="majorHAnsi" w:eastAsiaTheme="majorEastAsia" w:hAnsiTheme="majorHAnsi" w:cstheme="majorBidi"/>
       <w:color w:val="2F5496" w:themeColor="accent1" w:themeShade="BF"/>
@@ -7160,7 +7086,7 @@
     <w:basedOn w:val="DefaultParagraphFont"/>
     <w:link w:val="Heading2"/>
     <w:uiPriority w:val="9"/>
-    <w:rsid w:val="00FC2164"/>
+    <w:rsid w:val="00C80590"/>
     <w:rPr>
       <w:rFonts w:asciiTheme="majorHAnsi" w:eastAsiaTheme="majorEastAsia" w:hAnsiTheme="majorHAnsi" w:cstheme="majorBidi"/>
       <w:color w:val="2F5496" w:themeColor="accent1" w:themeShade="BF"/>
@@ -7173,7 +7099,7 @@
     <w:basedOn w:val="DefaultParagraphFont"/>
     <w:link w:val="Heading3"/>
     <w:uiPriority w:val="9"/>
-    <w:rsid w:val="00FC2164"/>
+    <w:rsid w:val="00C80590"/>
     <w:rPr>
       <w:rFonts w:eastAsiaTheme="majorEastAsia" w:cstheme="majorBidi"/>
       <w:color w:val="2F5496" w:themeColor="accent1" w:themeShade="BF"/>
@@ -7187,7 +7113,7 @@
     <w:link w:val="Heading4"/>
     <w:uiPriority w:val="9"/>
     <w:semiHidden/>
-    <w:rsid w:val="00FC2164"/>
+    <w:rsid w:val="00C80590"/>
     <w:rPr>
       <w:rFonts w:eastAsiaTheme="majorEastAsia" w:cstheme="majorBidi"/>
       <w:i/>
@@ -7201,7 +7127,7 @@
     <w:link w:val="Heading5"/>
     <w:uiPriority w:val="9"/>
     <w:semiHidden/>
-    <w:rsid w:val="00FC2164"/>
+    <w:rsid w:val="00C80590"/>
     <w:rPr>
       <w:rFonts w:eastAsiaTheme="majorEastAsia" w:cstheme="majorBidi"/>
       <w:color w:val="2F5496" w:themeColor="accent1" w:themeShade="BF"/>
@@ -7213,7 +7139,7 @@
     <w:link w:val="Heading6"/>
     <w:uiPriority w:val="9"/>
     <w:semiHidden/>
-    <w:rsid w:val="00FC2164"/>
+    <w:rsid w:val="00C80590"/>
     <w:rPr>
       <w:rFonts w:eastAsiaTheme="majorEastAsia" w:cstheme="majorBidi"/>
       <w:i/>
@@ -7227,7 +7153,7 @@
     <w:link w:val="Heading7"/>
     <w:uiPriority w:val="9"/>
     <w:semiHidden/>
-    <w:rsid w:val="00FC2164"/>
+    <w:rsid w:val="00C80590"/>
     <w:rPr>
       <w:rFonts w:eastAsiaTheme="majorEastAsia" w:cstheme="majorBidi"/>
       <w:color w:val="595959" w:themeColor="text1" w:themeTint="A6"/>
@@ -7239,7 +7165,7 @@
     <w:link w:val="Heading8"/>
     <w:uiPriority w:val="9"/>
     <w:semiHidden/>
-    <w:rsid w:val="00FC2164"/>
+    <w:rsid w:val="00C80590"/>
     <w:rPr>
       <w:rFonts w:eastAsiaTheme="majorEastAsia" w:cstheme="majorBidi"/>
       <w:i/>
@@ -7253,7 +7179,7 @@
     <w:link w:val="Heading9"/>
     <w:uiPriority w:val="9"/>
     <w:semiHidden/>
-    <w:rsid w:val="00FC2164"/>
+    <w:rsid w:val="00C80590"/>
     <w:rPr>
       <w:rFonts w:eastAsiaTheme="majorEastAsia" w:cstheme="majorBidi"/>
       <w:color w:val="272727" w:themeColor="text1" w:themeTint="D8"/>
@@ -7266,7 +7192,7 @@
     <w:link w:val="TitleChar"/>
     <w:uiPriority w:val="10"/>
     <w:qFormat/>
-    <w:rsid w:val="00FC2164"/>
+    <w:rsid w:val="00C80590"/>
     <w:pPr>
       <w:spacing w:after="80" w:line="240" w:lineRule="auto"/>
       <w:contextualSpacing/>
@@ -7284,7 +7210,7 @@
     <w:basedOn w:val="DefaultParagraphFont"/>
     <w:link w:val="Title"/>
     <w:uiPriority w:val="10"/>
-    <w:rsid w:val="00FC2164"/>
+    <w:rsid w:val="00C80590"/>
     <w:rPr>
       <w:rFonts w:asciiTheme="majorHAnsi" w:eastAsiaTheme="majorEastAsia" w:hAnsiTheme="majorHAnsi" w:cstheme="majorBidi"/>
       <w:spacing w:val="-10"/>
@@ -7300,7 +7226,7 @@
     <w:link w:val="SubtitleChar"/>
     <w:uiPriority w:val="11"/>
     <w:qFormat/>
-    <w:rsid w:val="00FC2164"/>
+    <w:rsid w:val="00C80590"/>
     <w:pPr>
       <w:numPr>
         <w:ilvl w:val="1"/>
@@ -7319,7 +7245,7 @@
     <w:basedOn w:val="DefaultParagraphFont"/>
     <w:link w:val="Subtitle"/>
     <w:uiPriority w:val="11"/>
-    <w:rsid w:val="00FC2164"/>
+    <w:rsid w:val="00C80590"/>
     <w:rPr>
       <w:rFonts w:eastAsiaTheme="majorEastAsia" w:cstheme="majorBidi"/>
       <w:color w:val="595959" w:themeColor="text1" w:themeTint="A6"/>
@@ -7335,7 +7261,7 @@
     <w:link w:val="QuoteChar"/>
     <w:uiPriority w:val="29"/>
     <w:qFormat/>
-    <w:rsid w:val="00FC2164"/>
+    <w:rsid w:val="00C80590"/>
     <w:pPr>
       <w:spacing w:before="160"/>
       <w:jc w:val="center"/>
@@ -7351,7 +7277,7 @@
     <w:basedOn w:val="DefaultParagraphFont"/>
     <w:link w:val="Quote"/>
     <w:uiPriority w:val="29"/>
-    <w:rsid w:val="00FC2164"/>
+    <w:rsid w:val="00C80590"/>
     <w:rPr>
       <w:i/>
       <w:iCs/>
@@ -7363,7 +7289,7 @@
     <w:basedOn w:val="Normal"/>
     <w:uiPriority w:val="34"/>
     <w:qFormat/>
-    <w:rsid w:val="00FC2164"/>
+    <w:rsid w:val="00C80590"/>
     <w:pPr>
       <w:ind w:left="720"/>
       <w:contextualSpacing/>
@@ -7374,7 +7300,7 @@
     <w:basedOn w:val="DefaultParagraphFont"/>
     <w:uiPriority w:val="21"/>
     <w:qFormat/>
-    <w:rsid w:val="00FC2164"/>
+    <w:rsid w:val="00C80590"/>
     <w:rPr>
       <w:i/>
       <w:iCs/>
@@ -7388,7 +7314,7 @@
     <w:link w:val="IntenseQuoteChar"/>
     <w:uiPriority w:val="30"/>
     <w:qFormat/>
-    <w:rsid w:val="00FC2164"/>
+    <w:rsid w:val="00C80590"/>
     <w:pPr>
       <w:pBdr>
         <w:top w:val="single" w:sz="4" w:space="10" w:color="2F5496" w:themeColor="accent1" w:themeShade="BF"/>
@@ -7409,7 +7335,7 @@
     <w:basedOn w:val="DefaultParagraphFont"/>
     <w:link w:val="IntenseQuote"/>
     <w:uiPriority w:val="30"/>
-    <w:rsid w:val="00FC2164"/>
+    <w:rsid w:val="00C80590"/>
     <w:rPr>
       <w:i/>
       <w:iCs/>
@@ -7421,7 +7347,7 @@
     <w:basedOn w:val="DefaultParagraphFont"/>
     <w:uiPriority w:val="32"/>
     <w:qFormat/>
-    <w:rsid w:val="00FC2164"/>
+    <w:rsid w:val="00C80590"/>
     <w:rPr>
       <w:b/>
       <w:bCs/>
